--- a/docs/Thomas_A4_Report_Section.docx
+++ b/docs/Thomas_A4_Report_Section.docx
@@ -80,7 +80,7 @@
         <w:rPr>
           <w:color w:val="000000" w:themeColor="text1"/>
         </w:rPr>
-        <w:t>These sections document the architecture decisions, component and runtime views, and irrigation API contributed by Thomas Wight. The two irrigation endpoints pass 21 automated tests and a 13-request Postman run with 40 of 40 assertions passed. Architecture decisions remain Proposed pending team review.</w:t>
+        <w:t>These sections document the architecture decisions, component and runtime views, and irrigation API contributed by Thomas Wight. The two irrigation endpoints pass 24 automated tests and a 13-request Postman run with 40 of 40 assertions passed. Architecture decisions remain Proposed pending team review.</w:t>
       </w:r>
     </w:p>
     <w:p>
@@ -680,7 +680,7 @@
                 <w:sz w:val="18"/>
                 <w:szCs w:val="18"/>
               </w:rPr>
-              <w:t>21 automated tests passed; Postman run of 13 requests, 40 assertions passed, zero failures and errors</w:t>
+              <w:t>24 automated tests passed; Postman run of 13 requests, 40 assertions passed, zero failures and errors</w:t>
             </w:r>
           </w:p>
         </w:tc>
@@ -1672,7 +1672,7 @@
                 <w:sz w:val="18"/>
                 <w:szCs w:val="18"/>
               </w:rPr>
-              <w:t>Farm Management records farm and grant changes in an outbox and publishes versioned, per-farm-ordered events through the Event Broker. Irrigation and Alerts applies them to its own read-only projection: duplicate event IDs are ignored, older versions are discarded, and version gaps trigger resynchronisation from a snapshot. Source heartbeats advance a freshness watermark. New protected mutations return 503 when the watermark is older than 60 seconds or resynchronisation is pending. The prototype seeds the projection from fixture events and implements the deduplication, ordering, gap and freshness rules.</w:t>
+              <w:t>Farm Management records farm and grant changes in an outbox and publishes versioned, per-farm-ordered events through the Event Broker. Irrigation and Alerts applies them to its own read-only projection: duplicate event IDs are ignored, older versions are discarded, and version gaps trigger resynchronisation from a snapshot. Source heartbeats advance a freshness watermark. New protected mutations return 503 when the watermark is older than 60 seconds or resynchronisation is pending. The prototype seeds the projection from fixture events and implements the deduplication, ordering, gap-recovery, snapshot and freshness rules.</w:t>
             </w:r>
           </w:p>
         </w:tc>
@@ -1816,7 +1816,7 @@
                 <w:sz w:val="18"/>
                 <w:szCs w:val="18"/>
               </w:rPr>
-              <w:t>Automated tests cover revoked grants, duplicate, out-of-order and gap events, and stale watermarks. Production monitoring alerts when projection lag exceeds 30 seconds.</w:t>
+              <w:t>Automated tests cover revoked grants, duplicate, out-of-order and gap events, gap recovery and stale watermarks. Production monitoring alerts when projection lag exceeds 30 seconds.</w:t>
             </w:r>
           </w:p>
         </w:tc>
@@ -2919,7 +2919,7 @@
         </w:rPr>
         <w:drawing>
           <wp:inline distT="0" distB="0" distL="0" distR="0" wp14:anchorId="7CE30970" wp14:editId="5E5E4739">
-            <wp:extent cx="7198850" cy="5540991"/>
+            <wp:extent cx="7198850" cy="5622328"/>
             <wp:effectExtent l="0" t="0" r="2540" b="3175"/>
             <wp:docPr id="1310508317" name="Picture 2"/>
             <wp:cNvGraphicFramePr>
@@ -2950,7 +2950,7 @@
                   <pic:spPr bwMode="auto">
                     <a:xfrm>
                       <a:off x="0" y="0"/>
-                      <a:ext cx="7221361" cy="5558318"/>
+                      <a:ext cx="7221361" cy="5622328"/>
                     </a:xfrm>
                     <a:prstGeom prst="rect">
                       <a:avLst/>
@@ -7217,7 +7217,7 @@
         <w:rPr>
           <w:color w:val="000000" w:themeColor="text1"/>
         </w:rPr>
-        <w:t>Twenty-one automated tests run against the code. Fifteen HTTP integration tests start a real local server and cover the exact create and replace contracts, owner and worker access, cross-owner denial, the stale-projection 503, rejected caller-supplied fields, safe-limit boundaries, partial PUT bodies, the 409 lifecycle conflict, missing requests, authentication, media type and method handling. Six unit tests cover ADR-07 projection rules: revocation, duplicate events, out-of-order replay, version gaps and watermark expiry. The full repository suite, including Pulkit's ten farm tests, passed 31 of 31.</w:t>
+        <w:t>Twenty-four automated tests run against the code. Fifteen HTTP integration tests start a real local server and cover the exact create and replace contracts, owner and worker access, cross-owner denial, the stale-projection 503, rejected caller-supplied fields, safe-limit boundaries, partial PUT bodies, the 409 lifecycle conflict, missing requests, authentication, media type and method handling. Nine unit tests cover ADR-07 projection rules: revocation, duplicate events, out-of-order replay, gap detection, recovery when the missing event arrives, trusted snapshot recovery, rejection of older snapshots and watermark expiry. The full repository suite, including Pulkit's ten farm tests, passed 34 of 34.</w:t>
       </w:r>
     </w:p>
     <w:tbl>
@@ -7387,7 +7387,7 @@
                 <w:sz w:val="18"/>
                 <w:szCs w:val="18"/>
               </w:rPr>
-              <w:t>21 passed, 0 failed</w:t>
+              <w:t>24 passed, 0 failed</w:t>
             </w:r>
           </w:p>
         </w:tc>
@@ -7459,7 +7459,7 @@
                 <w:sz w:val="18"/>
                 <w:szCs w:val="18"/>
               </w:rPr>
-              <w:t>31 passed, 0 failed</w:t>
+              <w:t>34 passed, 0 failed</w:t>
             </w:r>
           </w:p>
         </w:tc>
@@ -7821,23 +7821,7 @@
           <w:sz w:val="19"/>
           <w:szCs w:val="19"/>
         </w:rPr>
-        <w:t>[1] Brown, S. (n.d.). Component diagram. C4 model. https://c4model.com/diagrams/component. Accessed 2</w:t>
-      </w:r>
-      <w:r>
-        <w:rPr>
-          <w:color w:val="000000" w:themeColor="text1"/>
-          <w:sz w:val="19"/>
-          <w:szCs w:val="19"/>
-        </w:rPr>
-        <w:t>1</w:t>
-      </w:r>
-      <w:r>
-        <w:rPr>
-          <w:color w:val="000000" w:themeColor="text1"/>
-          <w:sz w:val="19"/>
-          <w:szCs w:val="19"/>
-        </w:rPr>
-        <w:t xml:space="preserve"> October 2026.</w:t>
+        <w:t xml:space="preserve">[1] Brown, S. (n.d.). Component diagram. C4 model. https://c4model.com/diagrams/component. Accessed 21 October 2026.</w:t>
       </w:r>
     </w:p>
     <w:p>
@@ -7853,23 +7837,7 @@
           <w:sz w:val="19"/>
           <w:szCs w:val="19"/>
         </w:rPr>
-        <w:t>[2] Brown, S. (n.d.). Dynamic diagram. C4 model. https://c4model.com/diagrams/dynamic. Accessed 2</w:t>
-      </w:r>
-      <w:r>
-        <w:rPr>
-          <w:color w:val="000000" w:themeColor="text1"/>
-          <w:sz w:val="19"/>
-          <w:szCs w:val="19"/>
-        </w:rPr>
-        <w:t>1</w:t>
-      </w:r>
-      <w:r>
-        <w:rPr>
-          <w:color w:val="000000" w:themeColor="text1"/>
-          <w:sz w:val="19"/>
-          <w:szCs w:val="19"/>
-        </w:rPr>
-        <w:t xml:space="preserve"> October 2026.</w:t>
+        <w:t xml:space="preserve">[2] Brown, S. (n.d.). Dynamic diagram. C4 model. https://c4model.com/diagrams/dynamic. Accessed 21 October 2026.</w:t>
       </w:r>
     </w:p>
     <w:p>
